--- a/4. Documentos LogiCup/DiagramaDeObjetos.docx
+++ b/4. Documentos LogiCup/DiagramaDeObjetos.docx
@@ -4,45 +4,72 @@
   <w:body>
     <w:p>
       <w:pPr>
+        <w:spacing w:after="200" w:lineRule="auto"/>
+        <w:jc w:val="center"/>
+        <w:rPr>
+          <w:b w:val="1"/>
+          <w:bCs w:val="1"/>
+          <w:sz w:val="24"/>
+          <w:szCs w:val="24"/>
+          <w:u w:val="single"/>
+        </w:rPr>
+      </w:pPr>
+      <w:r>
+        <w:rPr>
+          <w:b w:val="1"/>
+          <w:bCs w:val="1"/>
+          <w:sz w:val="24"/>
+          <w:szCs w:val="24"/>
+          <w:u w:val="single"/>
+          <w:rtl w:val="0"/>
+        </w:rPr>
+        <w:t xml:space="preserve">DIAGRAMA DE OBJETOS: LOGICUP</w:t>
+      </w:r>
+    </w:p>
+    <w:p>
+      <w:pPr>
+        <w:jc w:val="center"/>
+        <w:rPr>
+          <w:b w:val="1"/>
+          <w:bCs w:val="1"/>
+          <w:sz w:val="24"/>
+          <w:szCs w:val="24"/>
+        </w:rPr>
+      </w:pPr>
+      <w:r>
+        <w:rPr>
+          <w:rtl w:val="0"/>
+        </w:rPr>
+      </w:r>
+    </w:p>
+    <w:p>
+      <w:pPr>
+        <w:rPr>
+          <w:b w:val="1"/>
+          <w:bCs w:val="1"/>
+          <w:sz w:val="24"/>
+          <w:szCs w:val="24"/>
+        </w:rPr>
+      </w:pPr>
+      <w:r>
+        <w:rPr>
+          <w:b w:val="1"/>
+          <w:bCs w:val="1"/>
+          <w:sz w:val="24"/>
+          <w:szCs w:val="24"/>
+          <w:rtl w:val="0"/>
+        </w:rPr>
+        <w:t xml:space="preserve">Ferramenta: mermaid</w:t>
+      </w:r>
+    </w:p>
+    <w:p>
+      <w:pPr>
         <w:rPr/>
       </w:pPr>
       <w:r>
         <w:rPr>
           <w:rtl w:val="0"/>
         </w:rPr>
-        <w:t xml:space="preserve">Diagrama de objetos </w:t>
-      </w:r>
-    </w:p>
-    <w:p>
-      <w:pPr>
-        <w:rPr/>
-      </w:pPr>
-      <w:r>
-        <w:rPr>
-          <w:rtl w:val="0"/>
-        </w:rPr>
-        <w:t xml:space="preserve">Ferramenta:mermaid</w:t>
-      </w:r>
-    </w:p>
-    <w:p>
-      <w:pPr>
-        <w:rPr/>
-      </w:pPr>
-      <w:r>
-        <w:rPr>
-          <w:rtl w:val="0"/>
-        </w:rPr>
-      </w:r>
-    </w:p>
-    <w:p>
-      <w:pPr>
-        <w:rPr/>
-      </w:pPr>
-      <w:r>
-        <w:rPr>
-          <w:rtl w:val="0"/>
-        </w:rPr>
-        <w:t xml:space="preserve">codigo</w:t>
       </w:r>
     </w:p>
     <w:p>
@@ -5841,7 +5868,7 @@
         <w:drawing>
           <wp:inline distB="114300" distT="114300" distL="114300" distR="114300">
             <wp:extent cx="5731200" cy="3619500"/>
-            <wp:effectExtent b="0" l="0" r="0" t="0"/>
+            <wp:effectExtent b="12700" l="12700" r="12700" t="12700"/>
             <wp:docPr id="1" name="image1.png"/>
             <a:graphic>
               <a:graphicData uri="http://schemas.openxmlformats.org/drawingml/2006/picture">
@@ -5863,7 +5890,12 @@
                       <a:ext cx="5731200" cy="3619500"/>
                     </a:xfrm>
                     <a:prstGeom prst="rect"/>
-                    <a:ln/>
+                    <a:ln w="12700">
+                      <a:solidFill>
+                        <a:srgbClr val="000000"/>
+                      </a:solidFill>
+                      <a:prstDash val="solid"/>
+                    </a:ln>
                   </pic:spPr>
                 </pic:pic>
               </a:graphicData>
@@ -5878,12 +5910,28 @@
       </w:r>
     </w:p>
     <w:sectPr>
+      <w:headerReference r:id="rId7" w:type="default"/>
       <w:pgSz w:h="16834" w:w="11909" w:orient="portrait"/>
       <w:pgMar w:bottom="1440" w:top="1440" w:left="1440" w:right="1440" w:header="720" w:footer="720"/>
       <w:pgNumType w:start="1"/>
     </w:sectPr>
   </w:body>
 </w:document>
+</file>
+
+<file path=word/header1.xml><?xml version="1.0" encoding="utf-8"?>
+<w:hdr xmlns:mc="http://schemas.openxmlformats.org/markup-compatibility/2006" xmlns:o="urn:schemas-microsoft-com:office:office" xmlns:r="http://schemas.openxmlformats.org/officeDocument/2006/relationships" xmlns:m="http://schemas.openxmlformats.org/officeDocument/2006/math" xmlns:v="urn:schemas-microsoft-com:vml" xmlns:wp="http://schemas.openxmlformats.org/drawingml/2006/wordprocessingDrawing" xmlns:w10="urn:schemas-microsoft-com:office:word" xmlns:w="http://schemas.openxmlformats.org/wordprocessingml/2006/main" xmlns:wne="http://schemas.microsoft.com/office/word/2006/wordml" xmlns:sl="http://schemas.openxmlformats.org/schemaLibrary/2006/main" xmlns:a="http://schemas.openxmlformats.org/drawingml/2006/main" xmlns:pic="http://schemas.openxmlformats.org/drawingml/2006/picture" xmlns:c="http://schemas.openxmlformats.org/drawingml/2006/chart" xmlns:lc="http://schemas.openxmlformats.org/drawingml/2006/lockedCanvas" xmlns:dgm="http://schemas.openxmlformats.org/drawingml/2006/diagram" xmlns:wps="http://schemas.microsoft.com/office/word/2010/wordprocessingShape" xmlns:wpg="http://schemas.microsoft.com/office/word/2010/wordprocessingGroup" xmlns:w14="http://schemas.microsoft.com/office/word/2010/wordml" xmlns:w15="http://schemas.microsoft.com/office/word/2012/wordml" xmlns:w16="http://schemas.microsoft.com/office/word/2018/wordml" xmlns:w16cex="http://schemas.microsoft.com/office/word/2018/wordml/cex" xmlns:w16cid="http://schemas.microsoft.com/office/word/2016/wordml/cid" xmlns="http://schemas.microsoft.com/office/tasks/2019/documenttasks" xmlns:cr="http://schemas.microsoft.com/office/comments/2020/reactions">
+  <w:p>
+    <w:pPr>
+      <w:rPr/>
+    </w:pPr>
+    <w:r>
+      <w:rPr>
+        <w:rtl w:val="0"/>
+      </w:rPr>
+    </w:r>
+  </w:p>
+</w:hdr>
 </file>
 
 <file path=word/numbering.xml><?xml version="1.0" encoding="utf-8"?>
